--- a/Pivot Table Demo Script v2.docx
+++ b/Pivot Table Demo Script v2.docx
@@ -134,12 +134,6 @@
         <w:gridCol w:w="9360"/>
       </w:tblGrid>
       <w:tr>
-        <w:tblPrEx>
-          <w:tblCellMar>
-            <w:top w:w="0" w:type="dxa"/>
-            <w:bottom w:w="0" w:type="dxa"/>
-          </w:tblCellMar>
-        </w:tblPrEx>
         <w:tc>
           <w:tcPr>
             <w:tcW w:w="9360" w:type="dxa"/>
@@ -326,12 +320,6 @@
         <w:gridCol w:w="9360"/>
       </w:tblGrid>
       <w:tr>
-        <w:tblPrEx>
-          <w:tblCellMar>
-            <w:top w:w="0" w:type="dxa"/>
-            <w:bottom w:w="0" w:type="dxa"/>
-          </w:tblCellMar>
-        </w:tblPrEx>
         <w:tc>
           <w:tcPr>
             <w:tcW w:w="9360" w:type="dxa"/>
@@ -454,12 +442,6 @@
         <w:gridCol w:w="7360"/>
       </w:tblGrid>
       <w:tr>
-        <w:tblPrEx>
-          <w:tblCellMar>
-            <w:top w:w="0" w:type="dxa"/>
-            <w:bottom w:w="0" w:type="dxa"/>
-          </w:tblCellMar>
-        </w:tblPrEx>
         <w:trPr>
           <w:tblHeader/>
         </w:trPr>
@@ -525,12 +507,6 @@
         </w:tc>
       </w:tr>
       <w:tr>
-        <w:tblPrEx>
-          <w:tblCellMar>
-            <w:top w:w="0" w:type="dxa"/>
-            <w:bottom w:w="0" w:type="dxa"/>
-          </w:tblCellMar>
-        </w:tblPrEx>
         <w:tc>
           <w:tcPr>
             <w:tcW w:w="2000" w:type="dxa"/>
@@ -621,12 +597,6 @@
         </w:tc>
       </w:tr>
       <w:tr>
-        <w:tblPrEx>
-          <w:tblCellMar>
-            <w:top w:w="0" w:type="dxa"/>
-            <w:bottom w:w="0" w:type="dxa"/>
-          </w:tblCellMar>
-        </w:tblPrEx>
         <w:tc>
           <w:tcPr>
             <w:tcW w:w="2000" w:type="dxa"/>
@@ -685,12 +655,6 @@
         </w:tc>
       </w:tr>
       <w:tr>
-        <w:tblPrEx>
-          <w:tblCellMar>
-            <w:top w:w="0" w:type="dxa"/>
-            <w:bottom w:w="0" w:type="dxa"/>
-          </w:tblCellMar>
-        </w:tblPrEx>
         <w:tc>
           <w:tcPr>
             <w:tcW w:w="2000" w:type="dxa"/>
@@ -749,12 +713,6 @@
         </w:tc>
       </w:tr>
       <w:tr>
-        <w:tblPrEx>
-          <w:tblCellMar>
-            <w:top w:w="0" w:type="dxa"/>
-            <w:bottom w:w="0" w:type="dxa"/>
-          </w:tblCellMar>
-        </w:tblPrEx>
         <w:tc>
           <w:tcPr>
             <w:tcW w:w="2000" w:type="dxa"/>
@@ -924,12 +882,6 @@
         <w:gridCol w:w="6120"/>
       </w:tblGrid>
       <w:tr>
-        <w:tblPrEx>
-          <w:tblCellMar>
-            <w:top w:w="0" w:type="dxa"/>
-            <w:bottom w:w="0" w:type="dxa"/>
-          </w:tblCellMar>
-        </w:tblPrEx>
         <w:trPr>
           <w:tblHeader/>
         </w:trPr>
@@ -995,12 +947,6 @@
         </w:tc>
       </w:tr>
       <w:tr>
-        <w:tblPrEx>
-          <w:tblCellMar>
-            <w:top w:w="0" w:type="dxa"/>
-            <w:bottom w:w="0" w:type="dxa"/>
-          </w:tblCellMar>
-        </w:tblPrEx>
         <w:tc>
           <w:tcPr>
             <w:tcW w:w="3240" w:type="dxa"/>
@@ -1177,12 +1123,6 @@
         <w:gridCol w:w="9360"/>
       </w:tblGrid>
       <w:tr>
-        <w:tblPrEx>
-          <w:tblCellMar>
-            <w:top w:w="0" w:type="dxa"/>
-            <w:bottom w:w="0" w:type="dxa"/>
-          </w:tblCellMar>
-        </w:tblPrEx>
         <w:tc>
           <w:tcPr>
             <w:tcW w:w="9360" w:type="dxa"/>
@@ -1325,12 +1265,6 @@
         <w:gridCol w:w="6120"/>
       </w:tblGrid>
       <w:tr>
-        <w:tblPrEx>
-          <w:tblCellMar>
-            <w:top w:w="0" w:type="dxa"/>
-            <w:bottom w:w="0" w:type="dxa"/>
-          </w:tblCellMar>
-        </w:tblPrEx>
         <w:trPr>
           <w:tblHeader/>
         </w:trPr>
@@ -1396,12 +1330,6 @@
         </w:tc>
       </w:tr>
       <w:tr>
-        <w:tblPrEx>
-          <w:tblCellMar>
-            <w:top w:w="0" w:type="dxa"/>
-            <w:bottom w:w="0" w:type="dxa"/>
-          </w:tblCellMar>
-        </w:tblPrEx>
         <w:tc>
           <w:tcPr>
             <w:tcW w:w="3240" w:type="dxa"/>
@@ -1458,71 +1386,7 @@
                 <w:sz w:val="18"/>
                 <w:szCs w:val="18"/>
               </w:rPr>
-              <w:t xml:space="preserve"> to the column headers at the top (</w:t>
-            </w:r>
-            <w:proofErr w:type="spellStart"/>
-            <w:r>
-              <w:rPr>
-                <w:sz w:val="18"/>
-                <w:szCs w:val="18"/>
-              </w:rPr>
-              <w:t>FY2023</w:t>
-            </w:r>
-            <w:proofErr w:type="spellEnd"/>
-            <w:r>
-              <w:rPr>
-                <w:sz w:val="18"/>
-                <w:szCs w:val="18"/>
-              </w:rPr>
-              <w:t xml:space="preserve">, </w:t>
-            </w:r>
-            <w:proofErr w:type="spellStart"/>
-            <w:r>
-              <w:rPr>
-                <w:sz w:val="18"/>
-                <w:szCs w:val="18"/>
-              </w:rPr>
-              <w:t>FY2024</w:t>
-            </w:r>
-            <w:proofErr w:type="spellEnd"/>
-            <w:r>
-              <w:rPr>
-                <w:sz w:val="18"/>
-                <w:szCs w:val="18"/>
-              </w:rPr>
-              <w:t xml:space="preserve">, </w:t>
-            </w:r>
-            <w:proofErr w:type="spellStart"/>
-            <w:r>
-              <w:rPr>
-                <w:sz w:val="18"/>
-                <w:szCs w:val="18"/>
-              </w:rPr>
-              <w:t>FY2025</w:t>
-            </w:r>
-            <w:proofErr w:type="spellEnd"/>
-            <w:r>
-              <w:rPr>
-                <w:sz w:val="18"/>
-                <w:szCs w:val="18"/>
-              </w:rPr>
-              <w:t xml:space="preserve">, </w:t>
-            </w:r>
-            <w:proofErr w:type="spellStart"/>
-            <w:r>
-              <w:rPr>
-                <w:sz w:val="18"/>
-                <w:szCs w:val="18"/>
-              </w:rPr>
-              <w:t>FY2026</w:t>
-            </w:r>
-            <w:proofErr w:type="spellEnd"/>
-            <w:r>
-              <w:rPr>
-                <w:sz w:val="18"/>
-                <w:szCs w:val="18"/>
-              </w:rPr>
-              <w:t>).</w:t>
+              <w:t xml:space="preserve"> to the column headers at the top (FY2023, FY2024, FY2025, FY2026).</w:t>
             </w:r>
           </w:p>
         </w:tc>
@@ -1552,23 +1416,21 @@
                 <w:sz w:val="20"/>
                 <w:szCs w:val="20"/>
               </w:rPr>
-              <w:t xml:space="preserve">"Down the left side you'll see your customers — specifically the company name and number, like '40607 - Iron Industries LLC 029'.  The leading number is a customer identifier; if you ever want just the plain company name without it, there is a separate </w:t>
-            </w:r>
-            <w:proofErr w:type="spellStart"/>
-            <w:r>
-              <w:rPr>
-                <w:sz w:val="20"/>
-                <w:szCs w:val="20"/>
-              </w:rPr>
-              <w:t>CustomerName</w:t>
-            </w:r>
-            <w:proofErr w:type="spellEnd"/>
-            <w:r>
-              <w:rPr>
-                <w:sz w:val="20"/>
-                <w:szCs w:val="20"/>
-              </w:rPr>
-              <w:t xml:space="preserve"> field available in the Field List.  Under each company, indented, you see the individual products they ordered."</w:t>
+              <w:t xml:space="preserve">"Down the left side you'll see your customers — specifically the company </w:t>
+            </w:r>
+            <w:r>
+              <w:rPr>
+                <w:sz w:val="20"/>
+                <w:szCs w:val="20"/>
+              </w:rPr>
+              <w:t>number and name</w:t>
+            </w:r>
+            <w:r>
+              <w:rPr>
+                <w:sz w:val="20"/>
+                <w:szCs w:val="20"/>
+              </w:rPr>
+              <w:t>, like '40607 - Iron Industries LLC 029'.  The leading number is a customer identifier; if you ever want just the plain company name without it, there is a separate CustomerName field available in the Field List.  Under each company, indented, you see the individual products they ordered."</w:t>
             </w:r>
           </w:p>
           <w:p>
@@ -1580,71 +1442,7 @@
                 <w:sz w:val="20"/>
                 <w:szCs w:val="20"/>
               </w:rPr>
-              <w:t xml:space="preserve">"Across the top are your fiscal years — </w:t>
-            </w:r>
-            <w:proofErr w:type="spellStart"/>
-            <w:r>
-              <w:rPr>
-                <w:sz w:val="20"/>
-                <w:szCs w:val="20"/>
-              </w:rPr>
-              <w:t>FY2023</w:t>
-            </w:r>
-            <w:proofErr w:type="spellEnd"/>
-            <w:r>
-              <w:rPr>
-                <w:sz w:val="20"/>
-                <w:szCs w:val="20"/>
-              </w:rPr>
-              <w:t xml:space="preserve">, </w:t>
-            </w:r>
-            <w:proofErr w:type="spellStart"/>
-            <w:r>
-              <w:rPr>
-                <w:sz w:val="20"/>
-                <w:szCs w:val="20"/>
-              </w:rPr>
-              <w:t>FY2024</w:t>
-            </w:r>
-            <w:proofErr w:type="spellEnd"/>
-            <w:r>
-              <w:rPr>
-                <w:sz w:val="20"/>
-                <w:szCs w:val="20"/>
-              </w:rPr>
-              <w:t xml:space="preserve">, </w:t>
-            </w:r>
-            <w:proofErr w:type="spellStart"/>
-            <w:r>
-              <w:rPr>
-                <w:sz w:val="20"/>
-                <w:szCs w:val="20"/>
-              </w:rPr>
-              <w:t>FY2025</w:t>
-            </w:r>
-            <w:proofErr w:type="spellEnd"/>
-            <w:r>
-              <w:rPr>
-                <w:sz w:val="20"/>
-                <w:szCs w:val="20"/>
-              </w:rPr>
-              <w:t xml:space="preserve">, </w:t>
-            </w:r>
-            <w:proofErr w:type="spellStart"/>
-            <w:r>
-              <w:rPr>
-                <w:sz w:val="20"/>
-                <w:szCs w:val="20"/>
-              </w:rPr>
-              <w:t>FY2026</w:t>
-            </w:r>
-            <w:proofErr w:type="spellEnd"/>
-            <w:r>
-              <w:rPr>
-                <w:sz w:val="20"/>
-                <w:szCs w:val="20"/>
-              </w:rPr>
-              <w:t xml:space="preserve">.  Right </w:t>
+              <w:t xml:space="preserve">"Across the top are your fiscal years — FY2023, FY2024, FY2025, FY2026.  Right </w:t>
             </w:r>
             <w:proofErr w:type="gramStart"/>
             <w:r>
@@ -1800,12 +1598,6 @@
         <w:gridCol w:w="6120"/>
       </w:tblGrid>
       <w:tr>
-        <w:tblPrEx>
-          <w:tblCellMar>
-            <w:top w:w="0" w:type="dxa"/>
-            <w:bottom w:w="0" w:type="dxa"/>
-          </w:tblCellMar>
-        </w:tblPrEx>
         <w:trPr>
           <w:tblHeader/>
         </w:trPr>
@@ -1871,12 +1663,6 @@
         </w:tc>
       </w:tr>
       <w:tr>
-        <w:tblPrEx>
-          <w:tblCellMar>
-            <w:top w:w="0" w:type="dxa"/>
-            <w:bottom w:w="0" w:type="dxa"/>
-          </w:tblCellMar>
-        </w:tblPrEx>
         <w:tc>
           <w:tcPr>
             <w:tcW w:w="3240" w:type="dxa"/>
@@ -1935,7 +1721,28 @@
                 <w:sz w:val="18"/>
                 <w:szCs w:val="18"/>
               </w:rPr>
-              <w:t xml:space="preserve">  arrow next to </w:t>
+              <w:t xml:space="preserve">  arrow next to FY2023 to expand it.</w:t>
+            </w:r>
+          </w:p>
+          <w:p>
+            <w:pPr>
+              <w:spacing w:after="80"/>
+            </w:pPr>
+            <w:proofErr w:type="gramStart"/>
+            <w:r>
+              <w:rPr>
+                <w:sz w:val="18"/>
+                <w:szCs w:val="18"/>
+              </w:rPr>
+              <w:t>👀  Show</w:t>
+            </w:r>
+            <w:proofErr w:type="gramEnd"/>
+            <w:r>
+              <w:rPr>
+                <w:sz w:val="18"/>
+                <w:szCs w:val="18"/>
+              </w:rPr>
+              <w:t xml:space="preserve"> that it breaks into Fiscal </w:t>
             </w:r>
             <w:proofErr w:type="spellStart"/>
             <w:r>
@@ -1943,7 +1750,7 @@
                 <w:sz w:val="18"/>
                 <w:szCs w:val="18"/>
               </w:rPr>
-              <w:t>FY2023</w:t>
+              <w:t>Q1</w:t>
             </w:r>
             <w:proofErr w:type="spellEnd"/>
             <w:r>
@@ -1951,28 +1758,7 @@
                 <w:sz w:val="18"/>
                 <w:szCs w:val="18"/>
               </w:rPr>
-              <w:t xml:space="preserve"> to expand it.</w:t>
-            </w:r>
-          </w:p>
-          <w:p>
-            <w:pPr>
-              <w:spacing w:after="80"/>
-            </w:pPr>
-            <w:proofErr w:type="gramStart"/>
-            <w:r>
-              <w:rPr>
-                <w:sz w:val="18"/>
-                <w:szCs w:val="18"/>
-              </w:rPr>
-              <w:t>👀  Show</w:t>
-            </w:r>
-            <w:proofErr w:type="gramEnd"/>
-            <w:r>
-              <w:rPr>
-                <w:sz w:val="18"/>
-                <w:szCs w:val="18"/>
-              </w:rPr>
-              <w:t xml:space="preserve"> that it breaks into Fiscal </w:t>
+              <w:t xml:space="preserve">, </w:t>
             </w:r>
             <w:proofErr w:type="spellStart"/>
             <w:r>
@@ -1980,7 +1766,7 @@
                 <w:sz w:val="18"/>
                 <w:szCs w:val="18"/>
               </w:rPr>
-              <w:t>Q1</w:t>
+              <w:t>Q2</w:t>
             </w:r>
             <w:proofErr w:type="spellEnd"/>
             <w:r>
@@ -1996,7 +1782,7 @@
                 <w:sz w:val="18"/>
                 <w:szCs w:val="18"/>
               </w:rPr>
-              <w:t>Q2</w:t>
+              <w:t>Q3</w:t>
             </w:r>
             <w:proofErr w:type="spellEnd"/>
             <w:r>
@@ -2012,7 +1798,7 @@
                 <w:sz w:val="18"/>
                 <w:szCs w:val="18"/>
               </w:rPr>
-              <w:t>Q3</w:t>
+              <w:t>Q4</w:t>
             </w:r>
             <w:proofErr w:type="spellEnd"/>
             <w:r>
@@ -2020,39 +1806,7 @@
                 <w:sz w:val="18"/>
                 <w:szCs w:val="18"/>
               </w:rPr>
-              <w:t xml:space="preserve">, </w:t>
-            </w:r>
-            <w:proofErr w:type="spellStart"/>
-            <w:r>
-              <w:rPr>
-                <w:sz w:val="18"/>
-                <w:szCs w:val="18"/>
-              </w:rPr>
-              <w:t>Q4</w:t>
-            </w:r>
-            <w:proofErr w:type="spellEnd"/>
-            <w:r>
-              <w:rPr>
-                <w:sz w:val="18"/>
-                <w:szCs w:val="18"/>
-              </w:rPr>
-              <w:t xml:space="preserve">, plus an </w:t>
-            </w:r>
-            <w:proofErr w:type="spellStart"/>
-            <w:r>
-              <w:rPr>
-                <w:sz w:val="18"/>
-                <w:szCs w:val="18"/>
-              </w:rPr>
-              <w:t>FY2023</w:t>
-            </w:r>
-            <w:proofErr w:type="spellEnd"/>
-            <w:r>
-              <w:rPr>
-                <w:sz w:val="18"/>
-                <w:szCs w:val="18"/>
-              </w:rPr>
-              <w:t xml:space="preserve"> Total column.</w:t>
+              <w:t>, plus an FY2023 Total column.</w:t>
             </w:r>
           </w:p>
           <w:p>
@@ -2211,23 +1965,7 @@
                 <w:sz w:val="20"/>
                 <w:szCs w:val="20"/>
               </w:rPr>
-              <w:t xml:space="preserve">"Now watch what happens when I click the arrow next to </w:t>
-            </w:r>
-            <w:proofErr w:type="spellStart"/>
-            <w:r>
-              <w:rPr>
-                <w:sz w:val="20"/>
-                <w:szCs w:val="20"/>
-              </w:rPr>
-              <w:t>FY2023</w:t>
-            </w:r>
-            <w:proofErr w:type="spellEnd"/>
-            <w:r>
-              <w:rPr>
-                <w:sz w:val="20"/>
-                <w:szCs w:val="20"/>
-              </w:rPr>
-              <w:t>.  The year expands to show all four fiscal quarters.  And if I want to go even deeper — say I want to see month-by-month — I just click the arrow on a quarter."</w:t>
+              <w:t>"Now watch what happens when I click the arrow next to FY2023.  The year expands to show all four fiscal quarters.  And if I want to go even deeper — say I want to see month-by-month — I just click the arrow on a quarter."</w:t>
             </w:r>
           </w:p>
           <w:p>
@@ -2331,12 +2069,6 @@
         <w:gridCol w:w="9360"/>
       </w:tblGrid>
       <w:tr>
-        <w:tblPrEx>
-          <w:tblCellMar>
-            <w:top w:w="0" w:type="dxa"/>
-            <w:bottom w:w="0" w:type="dxa"/>
-          </w:tblCellMar>
-        </w:tblPrEx>
         <w:tc>
           <w:tcPr>
             <w:tcW w:w="9360" w:type="dxa"/>
@@ -2589,12 +2321,6 @@
         <w:gridCol w:w="6120"/>
       </w:tblGrid>
       <w:tr>
-        <w:tblPrEx>
-          <w:tblCellMar>
-            <w:top w:w="0" w:type="dxa"/>
-            <w:bottom w:w="0" w:type="dxa"/>
-          </w:tblCellMar>
-        </w:tblPrEx>
         <w:trPr>
           <w:tblHeader/>
         </w:trPr>
@@ -2660,12 +2386,6 @@
         </w:tc>
       </w:tr>
       <w:tr>
-        <w:tblPrEx>
-          <w:tblCellMar>
-            <w:top w:w="0" w:type="dxa"/>
-            <w:bottom w:w="0" w:type="dxa"/>
-          </w:tblCellMar>
-        </w:tblPrEx>
         <w:tc>
           <w:tcPr>
             <w:tcW w:w="3240" w:type="dxa"/>
@@ -2745,23 +2465,7 @@
                 <w:sz w:val="18"/>
                 <w:szCs w:val="18"/>
               </w:rPr>
-              <w:t xml:space="preserve"> to a product row — e.g., HK-</w:t>
-            </w:r>
-            <w:proofErr w:type="spellStart"/>
-            <w:r>
-              <w:rPr>
-                <w:sz w:val="18"/>
-                <w:szCs w:val="18"/>
-              </w:rPr>
-              <w:t>26018M</w:t>
-            </w:r>
-            <w:proofErr w:type="spellEnd"/>
-            <w:r>
-              <w:rPr>
-                <w:sz w:val="18"/>
-                <w:szCs w:val="18"/>
-              </w:rPr>
-              <w:t xml:space="preserve"> under Iron Industries LLC 029.</w:t>
+              <w:t xml:space="preserve"> to a product row — e.g., HK-26018M under Iron Industries LLC 029.</w:t>
             </w:r>
           </w:p>
           <w:p>
@@ -2932,12 +2636,6 @@
         <w:gridCol w:w="6120"/>
       </w:tblGrid>
       <w:tr>
-        <w:tblPrEx>
-          <w:tblCellMar>
-            <w:top w:w="0" w:type="dxa"/>
-            <w:bottom w:w="0" w:type="dxa"/>
-          </w:tblCellMar>
-        </w:tblPrEx>
         <w:trPr>
           <w:tblHeader/>
         </w:trPr>
@@ -3003,12 +2701,6 @@
         </w:tc>
       </w:tr>
       <w:tr>
-        <w:tblPrEx>
-          <w:tblCellMar>
-            <w:top w:w="0" w:type="dxa"/>
-            <w:bottom w:w="0" w:type="dxa"/>
-          </w:tblCellMar>
-        </w:tblPrEx>
         <w:tc>
           <w:tcPr>
             <w:tcW w:w="3240" w:type="dxa"/>
@@ -3193,12 +2885,6 @@
         <w:gridCol w:w="6120"/>
       </w:tblGrid>
       <w:tr>
-        <w:tblPrEx>
-          <w:tblCellMar>
-            <w:top w:w="0" w:type="dxa"/>
-            <w:bottom w:w="0" w:type="dxa"/>
-          </w:tblCellMar>
-        </w:tblPrEx>
         <w:trPr>
           <w:tblHeader/>
         </w:trPr>
@@ -3264,12 +2950,6 @@
         </w:tc>
       </w:tr>
       <w:tr>
-        <w:tblPrEx>
-          <w:tblCellMar>
-            <w:top w:w="0" w:type="dxa"/>
-            <w:bottom w:w="0" w:type="dxa"/>
-          </w:tblCellMar>
-        </w:tblPrEx>
         <w:tc>
           <w:tcPr>
             <w:tcW w:w="3240" w:type="dxa"/>
@@ -3430,12 +3110,6 @@
         </w:tc>
       </w:tr>
       <w:tr>
-        <w:tblPrEx>
-          <w:tblCellMar>
-            <w:top w:w="0" w:type="dxa"/>
-            <w:bottom w:w="0" w:type="dxa"/>
-          </w:tblCellMar>
-        </w:tblPrEx>
         <w:tc>
           <w:tcPr>
             <w:tcW w:w="3240" w:type="dxa"/>
@@ -3629,12 +3303,6 @@
         <w:gridCol w:w="9360"/>
       </w:tblGrid>
       <w:tr>
-        <w:tblPrEx>
-          <w:tblCellMar>
-            <w:top w:w="0" w:type="dxa"/>
-            <w:bottom w:w="0" w:type="dxa"/>
-          </w:tblCellMar>
-        </w:tblPrEx>
         <w:tc>
           <w:tcPr>
             <w:tcW w:w="9360" w:type="dxa"/>
@@ -3759,12 +3427,6 @@
         <w:gridCol w:w="6120"/>
       </w:tblGrid>
       <w:tr>
-        <w:tblPrEx>
-          <w:tblCellMar>
-            <w:top w:w="0" w:type="dxa"/>
-            <w:bottom w:w="0" w:type="dxa"/>
-          </w:tblCellMar>
-        </w:tblPrEx>
         <w:trPr>
           <w:tblHeader/>
         </w:trPr>
@@ -3830,12 +3492,6 @@
         </w:tc>
       </w:tr>
       <w:tr>
-        <w:tblPrEx>
-          <w:tblCellMar>
-            <w:top w:w="0" w:type="dxa"/>
-            <w:bottom w:w="0" w:type="dxa"/>
-          </w:tblCellMar>
-        </w:tblPrEx>
         <w:tc>
           <w:tcPr>
             <w:tcW w:w="3240" w:type="dxa"/>
@@ -4072,15 +3728,13 @@
               </w:rPr>
               <w:t xml:space="preserve">"Drag it back to restore the default grouping.  The data never changes — only the way it's </w:t>
             </w:r>
-            <w:proofErr w:type="spellStart"/>
-            <w:r>
-              <w:rPr>
-                <w:sz w:val="20"/>
-                <w:szCs w:val="20"/>
-              </w:rPr>
-              <w:t>organised</w:t>
-            </w:r>
-            <w:proofErr w:type="spellEnd"/>
+            <w:r>
+              <w:rPr>
+                <w:sz w:val="20"/>
+                <w:szCs w:val="20"/>
+              </w:rPr>
+              <w:t>organized</w:t>
+            </w:r>
             <w:r>
               <w:rPr>
                 <w:sz w:val="20"/>
@@ -4118,12 +3772,6 @@
         <w:gridCol w:w="9360"/>
       </w:tblGrid>
       <w:tr>
-        <w:tblPrEx>
-          <w:tblCellMar>
-            <w:top w:w="0" w:type="dxa"/>
-            <w:bottom w:w="0" w:type="dxa"/>
-          </w:tblCellMar>
-        </w:tblPrEx>
         <w:tc>
           <w:tcPr>
             <w:tcW w:w="9360" w:type="dxa"/>
@@ -4168,25 +3816,7 @@
                 <w:sz w:val="20"/>
                 <w:szCs w:val="20"/>
               </w:rPr>
-              <w:t xml:space="preserve"> </w:t>
-            </w:r>
-            <w:proofErr w:type="spellStart"/>
-            <w:r>
-              <w:rPr>
-                <w:color w:val="375623"/>
-                <w:sz w:val="20"/>
-                <w:szCs w:val="20"/>
-              </w:rPr>
-              <w:t>CustomerName</w:t>
-            </w:r>
-            <w:proofErr w:type="spellEnd"/>
-            <w:r>
-              <w:rPr>
-                <w:color w:val="375623"/>
-                <w:sz w:val="20"/>
-                <w:szCs w:val="20"/>
-              </w:rPr>
-              <w:t xml:space="preserve"> field in the Field List shows just the company name with no leading customer number.  If you add it to Rows instead of CompanyName, the left-side labels will display cleaner names — useful for customer-facing printouts.</w:t>
+              <w:t xml:space="preserve"> CustomerName field in the Field List shows just the company name with no leading customer number.  If you add it to Rows instead of CompanyName, the left-side labels will display cleaner names — useful for customer-facing printouts.</w:t>
             </w:r>
           </w:p>
         </w:tc>
@@ -4266,12 +3896,6 @@
         <w:gridCol w:w="6120"/>
       </w:tblGrid>
       <w:tr>
-        <w:tblPrEx>
-          <w:tblCellMar>
-            <w:top w:w="0" w:type="dxa"/>
-            <w:bottom w:w="0" w:type="dxa"/>
-          </w:tblCellMar>
-        </w:tblPrEx>
         <w:trPr>
           <w:tblHeader/>
         </w:trPr>
@@ -4337,12 +3961,6 @@
         </w:tc>
       </w:tr>
       <w:tr>
-        <w:tblPrEx>
-          <w:tblCellMar>
-            <w:top w:w="0" w:type="dxa"/>
-            <w:bottom w:w="0" w:type="dxa"/>
-          </w:tblCellMar>
-        </w:tblPrEx>
         <w:tc>
           <w:tcPr>
             <w:tcW w:w="3240" w:type="dxa"/>
@@ -4494,12 +4112,6 @@
         </w:tc>
       </w:tr>
       <w:tr>
-        <w:tblPrEx>
-          <w:tblCellMar>
-            <w:top w:w="0" w:type="dxa"/>
-            <w:bottom w:w="0" w:type="dxa"/>
-          </w:tblCellMar>
-        </w:tblPrEx>
         <w:tc>
           <w:tcPr>
             <w:tcW w:w="3240" w:type="dxa"/>
@@ -4680,12 +4292,6 @@
         <w:gridCol w:w="6120"/>
       </w:tblGrid>
       <w:tr>
-        <w:tblPrEx>
-          <w:tblCellMar>
-            <w:top w:w="0" w:type="dxa"/>
-            <w:bottom w:w="0" w:type="dxa"/>
-          </w:tblCellMar>
-        </w:tblPrEx>
         <w:trPr>
           <w:tblHeader/>
         </w:trPr>
@@ -4751,12 +4357,6 @@
         </w:tc>
       </w:tr>
       <w:tr>
-        <w:tblPrEx>
-          <w:tblCellMar>
-            <w:top w:w="0" w:type="dxa"/>
-            <w:bottom w:w="0" w:type="dxa"/>
-          </w:tblCellMar>
-        </w:tblPrEx>
         <w:tc>
           <w:tcPr>
             <w:tcW w:w="3240" w:type="dxa"/>
@@ -5048,12 +4648,6 @@
         <w:gridCol w:w="6120"/>
       </w:tblGrid>
       <w:tr>
-        <w:tblPrEx>
-          <w:tblCellMar>
-            <w:top w:w="0" w:type="dxa"/>
-            <w:bottom w:w="0" w:type="dxa"/>
-          </w:tblCellMar>
-        </w:tblPrEx>
         <w:trPr>
           <w:tblHeader/>
         </w:trPr>
@@ -5119,12 +4713,6 @@
         </w:tc>
       </w:tr>
       <w:tr>
-        <w:tblPrEx>
-          <w:tblCellMar>
-            <w:top w:w="0" w:type="dxa"/>
-            <w:bottom w:w="0" w:type="dxa"/>
-          </w:tblCellMar>
-        </w:tblPrEx>
         <w:tc>
           <w:tcPr>
             <w:tcW w:w="3240" w:type="dxa"/>
@@ -5374,12 +4962,6 @@
         <w:gridCol w:w="9360"/>
       </w:tblGrid>
       <w:tr>
-        <w:tblPrEx>
-          <w:tblCellMar>
-            <w:top w:w="0" w:type="dxa"/>
-            <w:bottom w:w="0" w:type="dxa"/>
-          </w:tblCellMar>
-        </w:tblPrEx>
         <w:tc>
           <w:tcPr>
             <w:tcW w:w="9360" w:type="dxa"/>
@@ -5424,25 +5006,7 @@
                 <w:sz w:val="20"/>
                 <w:szCs w:val="20"/>
               </w:rPr>
-              <w:t xml:space="preserve"> Report List toolbar (New / Save / Save As / Rename / Delete / Load) only appears if the </w:t>
-            </w:r>
-            <w:proofErr w:type="spellStart"/>
-            <w:r>
-              <w:rPr>
-                <w:color w:val="7D5E00"/>
-                <w:sz w:val="20"/>
-                <w:szCs w:val="20"/>
-              </w:rPr>
-              <w:t>PivotLayouts</w:t>
-            </w:r>
-            <w:proofErr w:type="spellEnd"/>
-            <w:r>
-              <w:rPr>
-                <w:color w:val="7D5E00"/>
-                <w:sz w:val="20"/>
-                <w:szCs w:val="20"/>
-              </w:rPr>
-              <w:t xml:space="preserve"> feature is enabled in your portal settings.  If you don't see these buttons, check with your administrator.</w:t>
+              <w:t xml:space="preserve"> Report List toolbar (New / Save / Save As / Rename / Delete / Load) only appears if the PivotLayouts feature is enabled in your portal settings.  If you don't see these buttons, check with your administrator.</w:t>
             </w:r>
           </w:p>
         </w:tc>
@@ -5522,12 +5086,6 @@
         <w:gridCol w:w="6120"/>
       </w:tblGrid>
       <w:tr>
-        <w:tblPrEx>
-          <w:tblCellMar>
-            <w:top w:w="0" w:type="dxa"/>
-            <w:bottom w:w="0" w:type="dxa"/>
-          </w:tblCellMar>
-        </w:tblPrEx>
         <w:trPr>
           <w:tblHeader/>
         </w:trPr>
@@ -5593,12 +5151,6 @@
         </w:tc>
       </w:tr>
       <w:tr>
-        <w:tblPrEx>
-          <w:tblCellMar>
-            <w:top w:w="0" w:type="dxa"/>
-            <w:bottom w:w="0" w:type="dxa"/>
-          </w:tblCellMar>
-        </w:tblPrEx>
         <w:tc>
           <w:tcPr>
             <w:tcW w:w="3240" w:type="dxa"/>
@@ -5821,12 +5373,6 @@
         <w:gridCol w:w="6120"/>
       </w:tblGrid>
       <w:tr>
-        <w:tblPrEx>
-          <w:tblCellMar>
-            <w:top w:w="0" w:type="dxa"/>
-            <w:bottom w:w="0" w:type="dxa"/>
-          </w:tblCellMar>
-        </w:tblPrEx>
         <w:trPr>
           <w:tblHeader/>
         </w:trPr>
@@ -5892,12 +5438,6 @@
         </w:tc>
       </w:tr>
       <w:tr>
-        <w:tblPrEx>
-          <w:tblCellMar>
-            <w:top w:w="0" w:type="dxa"/>
-            <w:bottom w:w="0" w:type="dxa"/>
-          </w:tblCellMar>
-        </w:tblPrEx>
         <w:tc>
           <w:tcPr>
             <w:tcW w:w="3240" w:type="dxa"/>
@@ -6129,12 +5669,6 @@
         <w:gridCol w:w="5860"/>
       </w:tblGrid>
       <w:tr>
-        <w:tblPrEx>
-          <w:tblCellMar>
-            <w:top w:w="0" w:type="dxa"/>
-            <w:bottom w:w="0" w:type="dxa"/>
-          </w:tblCellMar>
-        </w:tblPrEx>
         <w:trPr>
           <w:tblHeader/>
         </w:trPr>
@@ -6196,12 +5730,6 @@
         </w:tc>
       </w:tr>
       <w:tr>
-        <w:tblPrEx>
-          <w:tblCellMar>
-            <w:top w:w="0" w:type="dxa"/>
-            <w:bottom w:w="0" w:type="dxa"/>
-          </w:tblCellMar>
-        </w:tblPrEx>
         <w:tc>
           <w:tcPr>
             <w:tcW w:w="3500" w:type="dxa"/>
@@ -6260,12 +5788,6 @@
         </w:tc>
       </w:tr>
       <w:tr>
-        <w:tblPrEx>
-          <w:tblCellMar>
-            <w:top w:w="0" w:type="dxa"/>
-            <w:bottom w:w="0" w:type="dxa"/>
-          </w:tblCellMar>
-        </w:tblPrEx>
         <w:tc>
           <w:tcPr>
             <w:tcW w:w="3500" w:type="dxa"/>
@@ -6324,12 +5846,6 @@
         </w:tc>
       </w:tr>
       <w:tr>
-        <w:tblPrEx>
-          <w:tblCellMar>
-            <w:top w:w="0" w:type="dxa"/>
-            <w:bottom w:w="0" w:type="dxa"/>
-          </w:tblCellMar>
-        </w:tblPrEx>
         <w:tc>
           <w:tcPr>
             <w:tcW w:w="3500" w:type="dxa"/>
@@ -6388,12 +5904,6 @@
         </w:tc>
       </w:tr>
       <w:tr>
-        <w:tblPrEx>
-          <w:tblCellMar>
-            <w:top w:w="0" w:type="dxa"/>
-            <w:bottom w:w="0" w:type="dxa"/>
-          </w:tblCellMar>
-        </w:tblPrEx>
         <w:tc>
           <w:tcPr>
             <w:tcW w:w="3500" w:type="dxa"/>
@@ -6452,12 +5962,6 @@
         </w:tc>
       </w:tr>
       <w:tr>
-        <w:tblPrEx>
-          <w:tblCellMar>
-            <w:top w:w="0" w:type="dxa"/>
-            <w:bottom w:w="0" w:type="dxa"/>
-          </w:tblCellMar>
-        </w:tblPrEx>
         <w:tc>
           <w:tcPr>
             <w:tcW w:w="3500" w:type="dxa"/>
@@ -6532,12 +6036,6 @@
         </w:tc>
       </w:tr>
       <w:tr>
-        <w:tblPrEx>
-          <w:tblCellMar>
-            <w:top w:w="0" w:type="dxa"/>
-            <w:bottom w:w="0" w:type="dxa"/>
-          </w:tblCellMar>
-        </w:tblPrEx>
         <w:tc>
           <w:tcPr>
             <w:tcW w:w="3500" w:type="dxa"/>
@@ -6596,12 +6094,6 @@
         </w:tc>
       </w:tr>
       <w:tr>
-        <w:tblPrEx>
-          <w:tblCellMar>
-            <w:top w:w="0" w:type="dxa"/>
-            <w:bottom w:w="0" w:type="dxa"/>
-          </w:tblCellMar>
-        </w:tblPrEx>
         <w:tc>
           <w:tcPr>
             <w:tcW w:w="3500" w:type="dxa"/>
@@ -6660,12 +6152,6 @@
         </w:tc>
       </w:tr>
       <w:tr>
-        <w:tblPrEx>
-          <w:tblCellMar>
-            <w:top w:w="0" w:type="dxa"/>
-            <w:bottom w:w="0" w:type="dxa"/>
-          </w:tblCellMar>
-        </w:tblPrEx>
         <w:tc>
           <w:tcPr>
             <w:tcW w:w="3500" w:type="dxa"/>
@@ -6724,12 +6210,6 @@
         </w:tc>
       </w:tr>
       <w:tr>
-        <w:tblPrEx>
-          <w:tblCellMar>
-            <w:top w:w="0" w:type="dxa"/>
-            <w:bottom w:w="0" w:type="dxa"/>
-          </w:tblCellMar>
-        </w:tblPrEx>
         <w:tc>
           <w:tcPr>
             <w:tcW w:w="3500" w:type="dxa"/>
@@ -6788,12 +6268,6 @@
         </w:tc>
       </w:tr>
       <w:tr>
-        <w:tblPrEx>
-          <w:tblCellMar>
-            <w:top w:w="0" w:type="dxa"/>
-            <w:bottom w:w="0" w:type="dxa"/>
-          </w:tblCellMar>
-        </w:tblPrEx>
         <w:tc>
           <w:tcPr>
             <w:tcW w:w="3500" w:type="dxa"/>
@@ -6846,34 +6320,12 @@
                 <w:sz w:val="20"/>
                 <w:szCs w:val="20"/>
               </w:rPr>
-              <w:t xml:space="preserve">Use the </w:t>
-            </w:r>
-            <w:proofErr w:type="spellStart"/>
-            <w:r>
-              <w:rPr>
-                <w:sz w:val="20"/>
-                <w:szCs w:val="20"/>
-              </w:rPr>
-              <w:t>CustomerName</w:t>
-            </w:r>
-            <w:proofErr w:type="spellEnd"/>
-            <w:r>
-              <w:rPr>
-                <w:sz w:val="20"/>
-                <w:szCs w:val="20"/>
-              </w:rPr>
-              <w:t xml:space="preserve"> field in the Field List instead of CompanyName.</w:t>
+              <w:t>Use the CustomerName field in the Field List instead of CompanyName.</w:t>
             </w:r>
           </w:p>
         </w:tc>
       </w:tr>
       <w:tr>
-        <w:tblPrEx>
-          <w:tblCellMar>
-            <w:top w:w="0" w:type="dxa"/>
-            <w:bottom w:w="0" w:type="dxa"/>
-          </w:tblCellMar>
-        </w:tblPrEx>
         <w:tc>
           <w:tcPr>
             <w:tcW w:w="3500" w:type="dxa"/>
@@ -6932,12 +6384,6 @@
         </w:tc>
       </w:tr>
       <w:tr>
-        <w:tblPrEx>
-          <w:tblCellMar>
-            <w:top w:w="0" w:type="dxa"/>
-            <w:bottom w:w="0" w:type="dxa"/>
-          </w:tblCellMar>
-        </w:tblPrEx>
         <w:tc>
           <w:tcPr>
             <w:tcW w:w="3500" w:type="dxa"/>
@@ -6996,12 +6442,6 @@
         </w:tc>
       </w:tr>
       <w:tr>
-        <w:tblPrEx>
-          <w:tblCellMar>
-            <w:top w:w="0" w:type="dxa"/>
-            <w:bottom w:w="0" w:type="dxa"/>
-          </w:tblCellMar>
-        </w:tblPrEx>
         <w:tc>
           <w:tcPr>
             <w:tcW w:w="3500" w:type="dxa"/>
@@ -7060,12 +6500,6 @@
         </w:tc>
       </w:tr>
       <w:tr>
-        <w:tblPrEx>
-          <w:tblCellMar>
-            <w:top w:w="0" w:type="dxa"/>
-            <w:bottom w:w="0" w:type="dxa"/>
-          </w:tblCellMar>
-        </w:tblPrEx>
         <w:tc>
           <w:tcPr>
             <w:tcW w:w="3500" w:type="dxa"/>
@@ -7155,12 +6589,6 @@
         <w:gridCol w:w="9360"/>
       </w:tblGrid>
       <w:tr>
-        <w:tblPrEx>
-          <w:tblCellMar>
-            <w:top w:w="0" w:type="dxa"/>
-            <w:bottom w:w="0" w:type="dxa"/>
-          </w:tblCellMar>
-        </w:tblPrEx>
         <w:tc>
           <w:tcPr>
             <w:tcW w:w="9360" w:type="dxa"/>
